--- a/Reporte/Reporte1.docx
+++ b/Reporte/Reporte1.docx
@@ -1,15 +1,698 @@
 
 <file path=word/document.xml><?xml version="1.0" encoding="utf-8"?>
-<w:document xmlns:wpc="http://schemas.microsoft.com/office/word/2010/wordprocessingCanvas" xmlns:cx="http://schemas.microsoft.com/office/drawing/2014/chartex" xmlns:cx1="http://schemas.microsoft.com/office/drawing/2015/9/8/chartex" xmlns:cx2="http://schemas.microsoft.com/office/drawing/2015/10/21/chartex" xmlns:cx3="http://schemas.microsoft.com/office/drawing/2016/5/9/chartex" xmlns:cx4="http://schemas.microsoft.com/office/drawing/2016/5/10/chartex" xmlns:cx5="http://schemas.microsoft.com/office/drawing/2016/5/11/chartex" xmlns:cx6="http://schemas.microsoft.com/office/drawing/2016/5/12/chartex" xmlns:cx7="http://schemas.microsoft.com/office/drawing/2016/5/13/chartex" xmlns:cx8="http://schemas.microsoft.com/office/drawing/2016/5/14/chartex" xmlns:mc="http://schemas.openxmlformats.org/markup-compatibility/2006" xmlns:aink="http://schemas.microsoft.com/office/drawing/2016/ink" xmlns:am3d="http://schemas.microsoft.com/office/drawing/2017/model3d" xmlns:o="urn:schemas-microsoft-com:office:office" xmlns:oel="http://schemas.microsoft.com/office/2019/extlst" xmlns:r="http://schemas.openxmlformats.org/officeDocument/2006/relationships" xmlns:m="http://schemas.openxmlformats.org/officeDocument/2006/math" xmlns:v="urn:schemas-microsoft-com:vml" xmlns:wp14="http://schemas.microsoft.com/office/word/2010/wordprocessingDrawing" xmlns:wp="http://schemas.openxmlformats.org/drawingml/2006/wordprocessingDrawing" xmlns:w10="urn:schemas-microsoft-com:office:word" xmlns:w="http://schemas.openxmlformats.org/wordprocessingml/2006/main" xmlns:w14="http://schemas.microsoft.com/office/word/2010/wordml" xmlns:w15="http://schemas.microsoft.com/office/word/2012/wordml" xmlns:w16cex="http://schemas.microsoft.com/office/word/2018/wordml/cex" xmlns:w16cid="http://schemas.microsoft.com/office/word/2016/wordml/cid" xmlns:w16="http://schemas.microsoft.com/office/word/2018/wordml" xmlns:w16sdtdh="http://schemas.microsoft.com/office/word/2020/wordml/sdtdatahash" xmlns:w16se="http://schemas.microsoft.com/office/word/2015/wordml/symex" xmlns:wpg="http://schemas.microsoft.com/office/word/2010/wordprocessingGroup" xmlns:wpi="http://schemas.microsoft.com/office/word/2010/wordprocessingInk" xmlns:wne="http://schemas.microsoft.com/office/word/2006/wordml" xmlns:wps="http://schemas.microsoft.com/office/word/2010/wordprocessingShape" mc:Ignorable="w14 w15 w16se w16cid w16 w16cex w16sdtdh wp14">
+<w:document xmlns:wpc="http://schemas.microsoft.com/office/word/2010/wordprocessingCanvas" xmlns:cx="http://schemas.microsoft.com/office/drawing/2014/chartex" xmlns:cx1="http://schemas.microsoft.com/office/drawing/2015/9/8/chartex" xmlns:cx2="http://schemas.microsoft.com/office/drawing/2015/10/21/chartex" xmlns:cx3="http://schemas.microsoft.com/office/drawing/2016/5/9/chartex" xmlns:cx4="http://schemas.microsoft.com/office/drawing/2016/5/10/chartex" xmlns:cx5="http://schemas.microsoft.com/office/drawing/2016/5/11/chartex" xmlns:cx6="http://schemas.microsoft.com/office/drawing/2016/5/12/chartex" xmlns:cx7="http://schemas.microsoft.com/office/drawing/2016/5/13/chartex" xmlns:cx8="http://schemas.microsoft.com/office/drawing/2016/5/14/chartex" xmlns:mc="http://schemas.openxmlformats.org/markup-compatibility/2006" xmlns:aink="http://schemas.microsoft.com/office/drawing/2016/ink" xmlns:am3d="http://schemas.microsoft.com/office/drawing/2017/model3d" xmlns:o="urn:schemas-microsoft-com:office:office" xmlns:oel="http://schemas.microsoft.com/office/2019/extlst" xmlns:r="http://schemas.openxmlformats.org/officeDocument/2006/relationships" xmlns:m="http://schemas.openxmlformats.org/officeDocument/2006/math" xmlns:v="urn:schemas-microsoft-com:vml" xmlns:wp14="http://schemas.microsoft.com/office/word/2010/wordprocessingDrawing" xmlns:wp="http://schemas.openxmlformats.org/drawingml/2006/wordprocessingDrawing" xmlns:w10="urn:schemas-microsoft-com:office:word" xmlns:w="http://schemas.openxmlformats.org/wordprocessingml/2006/main" xmlns:w14="http://schemas.microsoft.com/office/word/2010/wordml" xmlns:w15="http://schemas.microsoft.com/office/word/2012/wordml" xmlns:w16cex="http://schemas.microsoft.com/office/word/2018/wordml/cex" xmlns:w16cid="http://schemas.microsoft.com/office/word/2016/wordml/cid" xmlns:w16="http://schemas.microsoft.com/office/word/2018/wordml" xmlns:w16du="http://schemas.microsoft.com/office/word/2023/wordml/word16du" xmlns:w16sdtdh="http://schemas.microsoft.com/office/word/2020/wordml/sdtdatahash" xmlns:w16sdtfl="http://schemas.microsoft.com/office/word/2024/wordml/sdtformatlock" xmlns:w16se="http://schemas.microsoft.com/office/word/2015/wordml/symex" xmlns:wpg="http://schemas.microsoft.com/office/word/2010/wordprocessingGroup" xmlns:wpi="http://schemas.microsoft.com/office/word/2010/wordprocessingInk" xmlns:wne="http://schemas.microsoft.com/office/word/2006/wordml" xmlns:wps="http://schemas.microsoft.com/office/word/2010/wordprocessingShape" mc:Ignorable="w14 w15 w16se w16cid w16 w16cex w16sdtdh w16sdtfl w16du wp14">
   <w:body>
     <w:p>
-      <w:r>
-        <w:t xml:space="preserve">Reporte </w:t>
+      <w:pPr>
+        <w:widowControl w:val="0"/>
+        <w:autoSpaceDE w:val="0"/>
+        <w:autoSpaceDN w:val="0"/>
+        <w:spacing w:before="47" w:after="0" w:line="556" w:lineRule="auto"/>
+        <w:ind w:left="302" w:right="311"/>
+        <w:jc w:val="center"/>
+        <w:rPr>
+          <w:rFonts w:ascii="Times New Roman" w:eastAsia="Calibri" w:hAnsi="Times New Roman" w:cs="Times New Roman"/>
+          <w:b/>
+          <w:sz w:val="28"/>
+          <w:szCs w:val="22"/>
+          <w:lang w:val="es-ES" w:eastAsia="en-US"/>
+        </w:rPr>
+      </w:pPr>
+      <w:r>
+        <w:rPr>
+          <w:rFonts w:ascii="Times New Roman" w:eastAsia="Calibri" w:hAnsi="Times New Roman" w:cs="Times New Roman"/>
+          <w:b/>
+          <w:iCs/>
+          <w:noProof/>
+          <w:sz w:val="20"/>
+          <w:szCs w:val="22"/>
+          <w:lang w:val="es-ES" w:eastAsia="en-US"/>
+        </w:rPr>
+        <w:drawing>
+          <wp:anchor distT="0" distB="0" distL="0" distR="0" simplePos="0" relativeHeight="251659264" behindDoc="1" locked="0" layoutInCell="1" allowOverlap="1" wp14:anchorId="0BCC67C3" wp14:editId="3BB56C39">
+            <wp:simplePos x="0" y="0"/>
+            <wp:positionH relativeFrom="margin">
+              <wp:posOffset>2247265</wp:posOffset>
+            </wp:positionH>
+            <wp:positionV relativeFrom="paragraph">
+              <wp:posOffset>461645</wp:posOffset>
+            </wp:positionV>
+            <wp:extent cx="1370965" cy="1371600"/>
+            <wp:effectExtent l="0" t="0" r="635" b="0"/>
+            <wp:wrapTopAndBottom/>
+            <wp:docPr id="1" name="Image 1"/>
+            <wp:cNvGraphicFramePr>
+              <a:graphicFrameLocks xmlns:a="http://schemas.openxmlformats.org/drawingml/2006/main"/>
+            </wp:cNvGraphicFramePr>
+            <a:graphic xmlns:a="http://schemas.openxmlformats.org/drawingml/2006/main">
+              <a:graphicData uri="http://schemas.openxmlformats.org/drawingml/2006/picture">
+                <pic:pic xmlns:pic="http://schemas.openxmlformats.org/drawingml/2006/picture">
+                  <pic:nvPicPr>
+                    <pic:cNvPr id="1" name="Image 1"/>
+                    <pic:cNvPicPr/>
+                  </pic:nvPicPr>
+                  <pic:blipFill>
+                    <a:blip r:embed="rId4" cstate="print"/>
+                    <a:stretch>
+                      <a:fillRect/>
+                    </a:stretch>
+                  </pic:blipFill>
+                  <pic:spPr>
+                    <a:xfrm>
+                      <a:off x="0" y="0"/>
+                      <a:ext cx="1370965" cy="1371600"/>
+                    </a:xfrm>
+                    <a:prstGeom prst="rect">
+                      <a:avLst/>
+                    </a:prstGeom>
+                  </pic:spPr>
+                </pic:pic>
+              </a:graphicData>
+            </a:graphic>
+          </wp:anchor>
+        </w:drawing>
+      </w:r>
+      <w:r>
+        <w:rPr>
+          <w:rFonts w:ascii="Times New Roman" w:eastAsia="Calibri" w:hAnsi="Times New Roman" w:cs="Times New Roman"/>
+          <w:b/>
+          <w:sz w:val="28"/>
+          <w:szCs w:val="22"/>
+          <w:lang w:val="es-ES" w:eastAsia="en-US"/>
+        </w:rPr>
+        <w:t>INSTITUTO</w:t>
+      </w:r>
+      <w:r>
+        <w:rPr>
+          <w:rFonts w:ascii="Times New Roman" w:eastAsia="Calibri" w:hAnsi="Times New Roman" w:cs="Times New Roman"/>
+          <w:b/>
+          <w:spacing w:val="-6"/>
+          <w:sz w:val="28"/>
+          <w:szCs w:val="22"/>
+          <w:lang w:val="es-ES" w:eastAsia="en-US"/>
+        </w:rPr>
+        <w:t xml:space="preserve"> </w:t>
+      </w:r>
+      <w:r>
+        <w:rPr>
+          <w:rFonts w:ascii="Times New Roman" w:eastAsia="Calibri" w:hAnsi="Times New Roman" w:cs="Times New Roman"/>
+          <w:b/>
+          <w:sz w:val="28"/>
+          <w:szCs w:val="22"/>
+          <w:lang w:val="es-ES" w:eastAsia="en-US"/>
+        </w:rPr>
+        <w:t>TECNOLÓGICO</w:t>
+      </w:r>
+      <w:r>
+        <w:rPr>
+          <w:rFonts w:ascii="Times New Roman" w:eastAsia="Calibri" w:hAnsi="Times New Roman" w:cs="Times New Roman"/>
+          <w:b/>
+          <w:spacing w:val="-9"/>
+          <w:sz w:val="28"/>
+          <w:szCs w:val="22"/>
+          <w:lang w:val="es-ES" w:eastAsia="en-US"/>
+        </w:rPr>
+        <w:t xml:space="preserve"> </w:t>
+      </w:r>
+      <w:r>
+        <w:rPr>
+          <w:rFonts w:ascii="Times New Roman" w:eastAsia="Calibri" w:hAnsi="Times New Roman" w:cs="Times New Roman"/>
+          <w:b/>
+          <w:sz w:val="28"/>
+          <w:szCs w:val="22"/>
+          <w:lang w:val="es-ES" w:eastAsia="en-US"/>
+        </w:rPr>
+        <w:t>Y</w:t>
+      </w:r>
+      <w:r>
+        <w:rPr>
+          <w:rFonts w:ascii="Times New Roman" w:eastAsia="Calibri" w:hAnsi="Times New Roman" w:cs="Times New Roman"/>
+          <w:b/>
+          <w:spacing w:val="-5"/>
+          <w:sz w:val="28"/>
+          <w:szCs w:val="22"/>
+          <w:lang w:val="es-ES" w:eastAsia="en-US"/>
+        </w:rPr>
+        <w:t xml:space="preserve"> </w:t>
+      </w:r>
+      <w:r>
+        <w:rPr>
+          <w:rFonts w:ascii="Times New Roman" w:eastAsia="Calibri" w:hAnsi="Times New Roman" w:cs="Times New Roman"/>
+          <w:b/>
+          <w:sz w:val="28"/>
+          <w:szCs w:val="22"/>
+          <w:lang w:val="es-ES" w:eastAsia="en-US"/>
+        </w:rPr>
+        <w:t>DE</w:t>
+      </w:r>
+      <w:r>
+        <w:rPr>
+          <w:rFonts w:ascii="Times New Roman" w:eastAsia="Calibri" w:hAnsi="Times New Roman" w:cs="Times New Roman"/>
+          <w:b/>
+          <w:spacing w:val="-8"/>
+          <w:sz w:val="28"/>
+          <w:szCs w:val="22"/>
+          <w:lang w:val="es-ES" w:eastAsia="en-US"/>
+        </w:rPr>
+        <w:t xml:space="preserve"> </w:t>
+      </w:r>
+      <w:r>
+        <w:rPr>
+          <w:rFonts w:ascii="Times New Roman" w:eastAsia="Calibri" w:hAnsi="Times New Roman" w:cs="Times New Roman"/>
+          <w:b/>
+          <w:sz w:val="28"/>
+          <w:szCs w:val="22"/>
+          <w:lang w:val="es-ES" w:eastAsia="en-US"/>
+        </w:rPr>
+        <w:t>ESTUDIOS</w:t>
+      </w:r>
+      <w:r>
+        <w:rPr>
+          <w:rFonts w:ascii="Times New Roman" w:eastAsia="Calibri" w:hAnsi="Times New Roman" w:cs="Times New Roman"/>
+          <w:b/>
+          <w:spacing w:val="-8"/>
+          <w:sz w:val="28"/>
+          <w:szCs w:val="22"/>
+          <w:lang w:val="es-ES" w:eastAsia="en-US"/>
+        </w:rPr>
+        <w:t xml:space="preserve"> </w:t>
+      </w:r>
+      <w:r>
+        <w:rPr>
+          <w:rFonts w:ascii="Times New Roman" w:eastAsia="Calibri" w:hAnsi="Times New Roman" w:cs="Times New Roman"/>
+          <w:b/>
+          <w:sz w:val="28"/>
+          <w:szCs w:val="22"/>
+          <w:lang w:val="es-ES" w:eastAsia="en-US"/>
+        </w:rPr>
+        <w:t>SUPERIORES</w:t>
+      </w:r>
+      <w:r>
+        <w:rPr>
+          <w:rFonts w:ascii="Times New Roman" w:eastAsia="Calibri" w:hAnsi="Times New Roman" w:cs="Times New Roman"/>
+          <w:b/>
+          <w:spacing w:val="-8"/>
+          <w:sz w:val="28"/>
+          <w:szCs w:val="22"/>
+          <w:lang w:val="es-ES" w:eastAsia="en-US"/>
+        </w:rPr>
+        <w:t xml:space="preserve"> </w:t>
+      </w:r>
+      <w:r>
+        <w:rPr>
+          <w:rFonts w:ascii="Times New Roman" w:eastAsia="Calibri" w:hAnsi="Times New Roman" w:cs="Times New Roman"/>
+          <w:b/>
+          <w:sz w:val="28"/>
+          <w:szCs w:val="22"/>
+          <w:lang w:val="es-ES" w:eastAsia="en-US"/>
+        </w:rPr>
+        <w:t>DE</w:t>
+      </w:r>
+      <w:r>
+        <w:rPr>
+          <w:rFonts w:ascii="Times New Roman" w:eastAsia="Calibri" w:hAnsi="Times New Roman" w:cs="Times New Roman"/>
+          <w:b/>
+          <w:spacing w:val="-8"/>
+          <w:sz w:val="28"/>
+          <w:szCs w:val="22"/>
+          <w:lang w:val="es-ES" w:eastAsia="en-US"/>
+        </w:rPr>
+        <w:t xml:space="preserve"> </w:t>
+      </w:r>
+      <w:r>
+        <w:rPr>
+          <w:rFonts w:ascii="Times New Roman" w:eastAsia="Calibri" w:hAnsi="Times New Roman" w:cs="Times New Roman"/>
+          <w:b/>
+          <w:sz w:val="28"/>
+          <w:szCs w:val="22"/>
+          <w:lang w:val="es-ES" w:eastAsia="en-US"/>
+        </w:rPr>
+        <w:t xml:space="preserve">OCCIDENTE </w:t>
       </w:r>
     </w:p>
+    <w:p>
+      <w:pPr>
+        <w:widowControl w:val="0"/>
+        <w:autoSpaceDE w:val="0"/>
+        <w:autoSpaceDN w:val="0"/>
+        <w:spacing w:before="47" w:after="0" w:line="556" w:lineRule="auto"/>
+        <w:ind w:left="302" w:right="311"/>
+        <w:jc w:val="center"/>
+        <w:rPr>
+          <w:rFonts w:ascii="Times New Roman" w:eastAsia="Calibri" w:hAnsi="Times New Roman" w:cs="Times New Roman"/>
+          <w:b/>
+          <w:sz w:val="28"/>
+          <w:szCs w:val="22"/>
+          <w:lang w:val="es-MX" w:eastAsia="en-US"/>
+        </w:rPr>
+      </w:pPr>
+      <w:r>
+        <w:rPr>
+          <w:rFonts w:ascii="Times New Roman" w:eastAsia="Calibri" w:hAnsi="Times New Roman" w:cs="Times New Roman"/>
+          <w:b/>
+          <w:sz w:val="28"/>
+          <w:szCs w:val="22"/>
+          <w:lang w:val="es-ES" w:eastAsia="en-US"/>
+        </w:rPr>
+        <w:t>Fundamentos de Microprocesadores y microcontroladores</w:t>
+      </w:r>
+    </w:p>
+    <w:p>
+      <w:pPr>
+        <w:widowControl w:val="0"/>
+        <w:autoSpaceDE w:val="0"/>
+        <w:autoSpaceDN w:val="0"/>
+        <w:spacing w:before="6" w:after="0" w:line="240" w:lineRule="auto"/>
+        <w:rPr>
+          <w:rFonts w:ascii="Times New Roman" w:eastAsia="Calibri" w:hAnsi="Times New Roman" w:cs="Times New Roman"/>
+          <w:b/>
+          <w:iCs/>
+          <w:sz w:val="20"/>
+          <w:szCs w:val="22"/>
+          <w:lang w:val="es-ES" w:eastAsia="en-US"/>
+        </w:rPr>
+      </w:pPr>
+    </w:p>
+    <w:p>
+      <w:pPr>
+        <w:widowControl w:val="0"/>
+        <w:autoSpaceDE w:val="0"/>
+        <w:autoSpaceDN w:val="0"/>
+        <w:spacing w:after="0" w:line="240" w:lineRule="auto"/>
+        <w:rPr>
+          <w:rFonts w:ascii="Times New Roman" w:eastAsia="Calibri" w:hAnsi="Times New Roman" w:cs="Times New Roman"/>
+          <w:b/>
+          <w:iCs/>
+          <w:sz w:val="28"/>
+          <w:szCs w:val="22"/>
+          <w:lang w:val="es-ES" w:eastAsia="en-US"/>
+        </w:rPr>
+      </w:pPr>
+    </w:p>
+    <w:p>
+      <w:pPr>
+        <w:widowControl w:val="0"/>
+        <w:autoSpaceDE w:val="0"/>
+        <w:autoSpaceDN w:val="0"/>
+        <w:spacing w:after="0" w:line="240" w:lineRule="auto"/>
+        <w:rPr>
+          <w:rFonts w:ascii="Times New Roman" w:eastAsia="Calibri" w:hAnsi="Times New Roman" w:cs="Times New Roman"/>
+          <w:b/>
+          <w:iCs/>
+          <w:sz w:val="28"/>
+          <w:szCs w:val="22"/>
+          <w:lang w:val="es-ES" w:eastAsia="en-US"/>
+        </w:rPr>
+      </w:pPr>
+    </w:p>
+    <w:p>
+      <w:pPr>
+        <w:widowControl w:val="0"/>
+        <w:autoSpaceDE w:val="0"/>
+        <w:autoSpaceDN w:val="0"/>
+        <w:spacing w:after="0" w:line="240" w:lineRule="auto"/>
+        <w:rPr>
+          <w:rFonts w:ascii="Times New Roman" w:eastAsia="Calibri" w:hAnsi="Times New Roman" w:cs="Times New Roman"/>
+          <w:b/>
+          <w:iCs/>
+          <w:sz w:val="28"/>
+          <w:szCs w:val="22"/>
+          <w:lang w:val="es-ES" w:eastAsia="en-US"/>
+        </w:rPr>
+      </w:pPr>
+    </w:p>
+    <w:p>
+      <w:pPr>
+        <w:widowControl w:val="0"/>
+        <w:autoSpaceDE w:val="0"/>
+        <w:autoSpaceDN w:val="0"/>
+        <w:spacing w:before="183" w:after="0" w:line="240" w:lineRule="auto"/>
+        <w:rPr>
+          <w:rFonts w:ascii="Times New Roman" w:eastAsia="Calibri" w:hAnsi="Times New Roman" w:cs="Times New Roman"/>
+          <w:b/>
+          <w:iCs/>
+          <w:sz w:val="28"/>
+          <w:szCs w:val="22"/>
+          <w:lang w:val="es-ES" w:eastAsia="en-US"/>
+        </w:rPr>
+      </w:pPr>
+    </w:p>
+    <w:p>
+      <w:pPr>
+        <w:widowControl w:val="0"/>
+        <w:autoSpaceDE w:val="0"/>
+        <w:autoSpaceDN w:val="0"/>
+        <w:spacing w:after="0" w:line="240" w:lineRule="auto"/>
+        <w:ind w:left="309" w:right="311"/>
+        <w:jc w:val="center"/>
+        <w:rPr>
+          <w:rFonts w:ascii="Times New Roman" w:eastAsia="Calibri" w:hAnsi="Times New Roman" w:cs="Times New Roman"/>
+          <w:b/>
+          <w:sz w:val="28"/>
+          <w:szCs w:val="22"/>
+          <w:lang w:val="es-ES" w:eastAsia="en-US"/>
+        </w:rPr>
+      </w:pPr>
+      <w:r>
+        <w:rPr>
+          <w:rFonts w:ascii="Times New Roman" w:eastAsia="Calibri" w:hAnsi="Times New Roman" w:cs="Times New Roman"/>
+          <w:b/>
+          <w:sz w:val="28"/>
+          <w:szCs w:val="22"/>
+          <w:lang w:val="es-ES" w:eastAsia="en-US"/>
+        </w:rPr>
+        <w:t>Practica 1</w:t>
+      </w:r>
+    </w:p>
+    <w:p>
+      <w:pPr>
+        <w:widowControl w:val="0"/>
+        <w:autoSpaceDE w:val="0"/>
+        <w:autoSpaceDN w:val="0"/>
+        <w:spacing w:before="292" w:after="0" w:line="240" w:lineRule="auto"/>
+        <w:rPr>
+          <w:rFonts w:ascii="Times New Roman" w:eastAsia="Calibri" w:hAnsi="Times New Roman" w:cs="Times New Roman"/>
+          <w:b/>
+          <w:iCs/>
+          <w:sz w:val="28"/>
+          <w:szCs w:val="22"/>
+          <w:lang w:val="es-ES" w:eastAsia="en-US"/>
+        </w:rPr>
+      </w:pPr>
+    </w:p>
+    <w:p>
+      <w:pPr>
+        <w:widowControl w:val="0"/>
+        <w:autoSpaceDE w:val="0"/>
+        <w:autoSpaceDN w:val="0"/>
+        <w:spacing w:after="0" w:line="240" w:lineRule="auto"/>
+        <w:ind w:left="311" w:right="311"/>
+        <w:jc w:val="center"/>
+        <w:outlineLvl w:val="4"/>
+        <w:rPr>
+          <w:rFonts w:ascii="Times New Roman" w:eastAsia="Calibri" w:hAnsi="Times New Roman" w:cs="Times New Roman"/>
+          <w:sz w:val="22"/>
+          <w:szCs w:val="22"/>
+          <w:lang w:val="es-ES" w:eastAsia="en-US"/>
+        </w:rPr>
+      </w:pPr>
+    </w:p>
+    <w:p>
+      <w:pPr>
+        <w:widowControl w:val="0"/>
+        <w:autoSpaceDE w:val="0"/>
+        <w:autoSpaceDN w:val="0"/>
+        <w:spacing w:before="183" w:after="0" w:line="240" w:lineRule="auto"/>
+        <w:ind w:right="4"/>
+        <w:jc w:val="center"/>
+        <w:outlineLvl w:val="2"/>
+        <w:rPr>
+          <w:rFonts w:ascii="Times New Roman" w:eastAsia="Calibri" w:hAnsi="Times New Roman" w:cs="Times New Roman"/>
+          <w:b/>
+          <w:bCs/>
+          <w:sz w:val="22"/>
+          <w:szCs w:val="22"/>
+          <w:lang w:val="es-ES" w:eastAsia="en-US"/>
+        </w:rPr>
+      </w:pPr>
+      <w:r>
+        <w:rPr>
+          <w:rFonts w:ascii="Times New Roman" w:eastAsia="Calibri" w:hAnsi="Times New Roman" w:cs="Times New Roman"/>
+          <w:b/>
+          <w:bCs/>
+          <w:sz w:val="22"/>
+          <w:szCs w:val="22"/>
+          <w:lang w:val="es-ES" w:eastAsia="en-US"/>
+        </w:rPr>
+        <w:t>Julia Elizabeth Cuesta Quezada</w:t>
+      </w:r>
+      <w:r>
+        <w:rPr>
+          <w:rFonts w:ascii="Times New Roman" w:eastAsia="Calibri" w:hAnsi="Times New Roman" w:cs="Times New Roman"/>
+          <w:b/>
+          <w:bCs/>
+          <w:sz w:val="22"/>
+          <w:szCs w:val="22"/>
+          <w:lang w:val="es-ES" w:eastAsia="en-US"/>
+        </w:rPr>
+        <w:t xml:space="preserve"> </w:t>
+      </w:r>
+    </w:p>
+    <w:p>
+      <w:pPr>
+        <w:widowControl w:val="0"/>
+        <w:autoSpaceDE w:val="0"/>
+        <w:autoSpaceDN w:val="0"/>
+        <w:spacing w:before="183" w:after="0" w:line="240" w:lineRule="auto"/>
+        <w:ind w:right="4"/>
+        <w:jc w:val="center"/>
+        <w:outlineLvl w:val="2"/>
+        <w:rPr>
+          <w:rFonts w:ascii="Times New Roman" w:eastAsia="Calibri" w:hAnsi="Times New Roman" w:cs="Times New Roman"/>
+          <w:b/>
+          <w:bCs/>
+          <w:sz w:val="22"/>
+          <w:szCs w:val="22"/>
+          <w:lang w:val="es-ES" w:eastAsia="en-US"/>
+        </w:rPr>
+      </w:pPr>
+      <w:r>
+        <w:rPr>
+          <w:rFonts w:ascii="Times New Roman" w:eastAsia="Calibri" w:hAnsi="Times New Roman" w:cs="Times New Roman"/>
+          <w:b/>
+          <w:bCs/>
+          <w:sz w:val="22"/>
+          <w:szCs w:val="22"/>
+          <w:lang w:val="es-ES" w:eastAsia="en-US"/>
+        </w:rPr>
+        <w:t>Dania Guadalupe Rosales Trujillo</w:t>
+      </w:r>
+    </w:p>
+    <w:p>
+      <w:pPr>
+        <w:widowControl w:val="0"/>
+        <w:autoSpaceDE w:val="0"/>
+        <w:autoSpaceDN w:val="0"/>
+        <w:spacing w:before="180" w:after="0" w:line="240" w:lineRule="auto"/>
+        <w:ind w:left="310" w:right="311"/>
+        <w:outlineLvl w:val="4"/>
+        <w:rPr>
+          <w:rFonts w:ascii="Times New Roman" w:eastAsia="Calibri" w:hAnsi="Times New Roman" w:cs="Times New Roman"/>
+          <w:sz w:val="22"/>
+          <w:szCs w:val="22"/>
+          <w:lang w:val="es-ES" w:eastAsia="en-US"/>
+        </w:rPr>
+      </w:pPr>
+    </w:p>
+    <w:p>
+      <w:pPr>
+        <w:widowControl w:val="0"/>
+        <w:autoSpaceDE w:val="0"/>
+        <w:autoSpaceDN w:val="0"/>
+        <w:spacing w:after="0" w:line="240" w:lineRule="auto"/>
+        <w:rPr>
+          <w:rFonts w:ascii="Times New Roman" w:eastAsia="Calibri" w:hAnsi="Times New Roman" w:cs="Times New Roman"/>
+          <w:iCs/>
+          <w:sz w:val="22"/>
+          <w:szCs w:val="22"/>
+          <w:lang w:val="es-ES" w:eastAsia="en-US"/>
+        </w:rPr>
+      </w:pPr>
+    </w:p>
+    <w:p>
+      <w:pPr>
+        <w:widowControl w:val="0"/>
+        <w:autoSpaceDE w:val="0"/>
+        <w:autoSpaceDN w:val="0"/>
+        <w:spacing w:before="94" w:after="0" w:line="240" w:lineRule="auto"/>
+        <w:rPr>
+          <w:rFonts w:ascii="Times New Roman" w:eastAsia="Calibri" w:hAnsi="Times New Roman" w:cs="Times New Roman"/>
+          <w:iCs/>
+          <w:sz w:val="22"/>
+          <w:szCs w:val="22"/>
+          <w:lang w:val="es-ES" w:eastAsia="en-US"/>
+        </w:rPr>
+      </w:pPr>
+    </w:p>
+    <w:p>
+      <w:pPr>
+        <w:widowControl w:val="0"/>
+        <w:autoSpaceDE w:val="0"/>
+        <w:autoSpaceDN w:val="0"/>
+        <w:spacing w:before="1" w:after="0" w:line="240" w:lineRule="auto"/>
+        <w:ind w:left="309" w:right="311"/>
+        <w:jc w:val="center"/>
+        <w:outlineLvl w:val="4"/>
+        <w:rPr>
+          <w:rFonts w:ascii="Times New Roman" w:eastAsia="Calibri" w:hAnsi="Times New Roman" w:cs="Times New Roman"/>
+          <w:sz w:val="22"/>
+          <w:szCs w:val="22"/>
+          <w:lang w:val="es-MX" w:eastAsia="en-US"/>
+        </w:rPr>
+      </w:pPr>
+      <w:r>
+        <w:rPr>
+          <w:rFonts w:ascii="Times New Roman" w:eastAsia="Calibri" w:hAnsi="Times New Roman" w:cs="Times New Roman"/>
+          <w:sz w:val="22"/>
+          <w:szCs w:val="22"/>
+          <w:lang w:val="es-ES" w:eastAsia="en-US"/>
+        </w:rPr>
+        <w:t>Profesor:</w:t>
+      </w:r>
+      <w:r>
+        <w:rPr>
+          <w:rFonts w:ascii="Times New Roman" w:eastAsia="Calibri" w:hAnsi="Times New Roman" w:cs="Times New Roman"/>
+          <w:spacing w:val="-4"/>
+          <w:sz w:val="22"/>
+          <w:szCs w:val="22"/>
+          <w:lang w:val="es-ES" w:eastAsia="en-US"/>
+        </w:rPr>
+        <w:t xml:space="preserve"> </w:t>
+      </w:r>
+      <w:r>
+        <w:rPr>
+          <w:rFonts w:ascii="Times New Roman" w:eastAsia="Calibri" w:hAnsi="Times New Roman" w:cs="Times New Roman"/>
+          <w:sz w:val="22"/>
+          <w:szCs w:val="22"/>
+          <w:lang w:val="es-ES" w:eastAsia="en-US"/>
+        </w:rPr>
+        <w:t>Mtr</w:t>
+      </w:r>
+      <w:r>
+        <w:rPr>
+          <w:rFonts w:ascii="Times New Roman" w:eastAsia="Calibri" w:hAnsi="Times New Roman" w:cs="Times New Roman"/>
+          <w:sz w:val="22"/>
+          <w:szCs w:val="22"/>
+          <w:lang w:val="es-ES" w:eastAsia="en-US"/>
+        </w:rPr>
+        <w:t xml:space="preserve">o. </w:t>
+      </w:r>
+      <w:r>
+        <w:rPr>
+          <w:rFonts w:ascii="Times New Roman" w:eastAsia="Calibri" w:hAnsi="Times New Roman" w:cs="Times New Roman"/>
+          <w:sz w:val="22"/>
+          <w:szCs w:val="22"/>
+          <w:lang w:val="es-MX" w:eastAsia="en-US"/>
+        </w:rPr>
+        <w:t>PEREDO DURAN MARIO ALBERTO</w:t>
+      </w:r>
+    </w:p>
+    <w:p>
+      <w:pPr>
+        <w:widowControl w:val="0"/>
+        <w:autoSpaceDE w:val="0"/>
+        <w:autoSpaceDN w:val="0"/>
+        <w:spacing w:after="0" w:line="240" w:lineRule="auto"/>
+        <w:rPr>
+          <w:rFonts w:ascii="Times New Roman" w:eastAsia="Calibri" w:hAnsi="Times New Roman" w:cs="Times New Roman"/>
+          <w:iCs/>
+          <w:sz w:val="22"/>
+          <w:szCs w:val="22"/>
+          <w:lang w:val="es-ES" w:eastAsia="en-US"/>
+        </w:rPr>
+      </w:pPr>
+    </w:p>
+    <w:p>
+      <w:pPr>
+        <w:widowControl w:val="0"/>
+        <w:autoSpaceDE w:val="0"/>
+        <w:autoSpaceDN w:val="0"/>
+        <w:spacing w:before="94" w:after="0" w:line="240" w:lineRule="auto"/>
+        <w:rPr>
+          <w:rFonts w:ascii="Times New Roman" w:eastAsia="Calibri" w:hAnsi="Times New Roman" w:cs="Times New Roman"/>
+          <w:iCs/>
+          <w:sz w:val="22"/>
+          <w:szCs w:val="22"/>
+          <w:lang w:val="es-ES" w:eastAsia="en-US"/>
+        </w:rPr>
+      </w:pPr>
+    </w:p>
+    <w:p>
+      <w:pPr>
+        <w:widowControl w:val="0"/>
+        <w:autoSpaceDE w:val="0"/>
+        <w:autoSpaceDN w:val="0"/>
+        <w:spacing w:after="0" w:line="240" w:lineRule="auto"/>
+        <w:ind w:left="310" w:right="311"/>
+        <w:jc w:val="center"/>
+        <w:outlineLvl w:val="4"/>
+        <w:rPr>
+          <w:rFonts w:ascii="Calibri" w:eastAsia="Calibri" w:hAnsi="Calibri" w:cs="Calibri"/>
+          <w:spacing w:val="-2"/>
+          <w:sz w:val="22"/>
+          <w:szCs w:val="22"/>
+          <w:lang w:val="es-ES" w:eastAsia="en-US"/>
+        </w:rPr>
+      </w:pPr>
+      <w:r>
+        <w:rPr>
+          <w:rFonts w:ascii="Calibri" w:eastAsia="Calibri" w:hAnsi="Calibri" w:cs="Calibri"/>
+          <w:sz w:val="22"/>
+          <w:szCs w:val="22"/>
+          <w:lang w:val="es-ES" w:eastAsia="en-US"/>
+        </w:rPr>
+        <w:t>Fecha</w:t>
+      </w:r>
+      <w:r>
+        <w:rPr>
+          <w:rFonts w:ascii="Calibri" w:eastAsia="Calibri" w:hAnsi="Calibri" w:cs="Calibri"/>
+          <w:spacing w:val="-1"/>
+          <w:sz w:val="22"/>
+          <w:szCs w:val="22"/>
+          <w:lang w:val="es-ES" w:eastAsia="en-US"/>
+        </w:rPr>
+        <w:t xml:space="preserve">: </w:t>
+      </w:r>
+      <w:r>
+        <w:rPr>
+          <w:rFonts w:ascii="Calibri" w:eastAsia="Calibri" w:hAnsi="Calibri" w:cs="Calibri"/>
+          <w:sz w:val="22"/>
+          <w:szCs w:val="22"/>
+          <w:lang w:val="es-ES" w:eastAsia="en-US"/>
+        </w:rPr>
+        <w:t>06</w:t>
+      </w:r>
+      <w:r>
+        <w:rPr>
+          <w:rFonts w:ascii="Calibri" w:eastAsia="Calibri" w:hAnsi="Calibri" w:cs="Calibri"/>
+          <w:spacing w:val="46"/>
+          <w:sz w:val="22"/>
+          <w:szCs w:val="22"/>
+          <w:lang w:val="es-ES" w:eastAsia="en-US"/>
+        </w:rPr>
+        <w:t>/</w:t>
+      </w:r>
+      <w:r>
+        <w:rPr>
+          <w:rFonts w:ascii="Calibri" w:eastAsia="Calibri" w:hAnsi="Calibri" w:cs="Calibri"/>
+          <w:sz w:val="22"/>
+          <w:szCs w:val="22"/>
+          <w:lang w:val="es-ES" w:eastAsia="en-US"/>
+        </w:rPr>
+        <w:t>10</w:t>
+      </w:r>
+      <w:r>
+        <w:rPr>
+          <w:rFonts w:ascii="Calibri" w:eastAsia="Calibri" w:hAnsi="Calibri" w:cs="Calibri"/>
+          <w:spacing w:val="-2"/>
+          <w:sz w:val="22"/>
+          <w:szCs w:val="22"/>
+          <w:lang w:val="es-ES" w:eastAsia="en-US"/>
+        </w:rPr>
+        <w:t>/2026</w:t>
+      </w:r>
+    </w:p>
+    <w:p>
+      <w:pPr>
+        <w:rPr>
+          <w:lang w:val="es-MX"/>
+        </w:rPr>
+      </w:pPr>
+    </w:p>
+    <w:p/>
     <w:sectPr>
       <w:pgSz w:w="12240" w:h="15840"/>
-      <w:pgMar w:top="1417" w:right="1701" w:bottom="1417" w:left="1701" w:header="708" w:footer="708" w:gutter="0"/>
+      <w:pgMar w:top="1440" w:right="1440" w:bottom="1440" w:left="1440" w:header="708" w:footer="708" w:gutter="0"/>
       <w:cols w:space="708"/>
       <w:docGrid w:linePitch="360"/>
     </w:sectPr>
@@ -18,7 +701,7 @@
 </file>
 
 <file path=word/styles.xml><?xml version="1.0" encoding="utf-8"?>
-<w:styles xmlns:mc="http://schemas.openxmlformats.org/markup-compatibility/2006" xmlns:r="http://schemas.openxmlformats.org/officeDocument/2006/relationships" xmlns:w="http://schemas.openxmlformats.org/wordprocessingml/2006/main" xmlns:w14="http://schemas.microsoft.com/office/word/2010/wordml" xmlns:w15="http://schemas.microsoft.com/office/word/2012/wordml" xmlns:w16cex="http://schemas.microsoft.com/office/word/2018/wordml/cex" xmlns:w16cid="http://schemas.microsoft.com/office/word/2016/wordml/cid" xmlns:w16="http://schemas.microsoft.com/office/word/2018/wordml" xmlns:w16sdtdh="http://schemas.microsoft.com/office/word/2020/wordml/sdtdatahash" xmlns:w16se="http://schemas.microsoft.com/office/word/2015/wordml/symex" mc:Ignorable="w14 w15 w16se w16cid w16 w16cex w16sdtdh">
+<w:styles xmlns:mc="http://schemas.openxmlformats.org/markup-compatibility/2006" xmlns:r="http://schemas.openxmlformats.org/officeDocument/2006/relationships" xmlns:w="http://schemas.openxmlformats.org/wordprocessingml/2006/main" xmlns:w14="http://schemas.microsoft.com/office/word/2010/wordml" xmlns:w15="http://schemas.microsoft.com/office/word/2012/wordml" xmlns:w16cex="http://schemas.microsoft.com/office/word/2018/wordml/cex" xmlns:w16cid="http://schemas.microsoft.com/office/word/2016/wordml/cid" xmlns:w16="http://schemas.microsoft.com/office/word/2018/wordml" xmlns:w16du="http://schemas.microsoft.com/office/word/2023/wordml/word16du" xmlns:w16sdtdh="http://schemas.microsoft.com/office/word/2020/wordml/sdtdatahash" xmlns:w16sdtfl="http://schemas.microsoft.com/office/word/2024/wordml/sdtformatlock" xmlns:w16se="http://schemas.microsoft.com/office/word/2015/wordml/symex" mc:Ignorable="w14 w15 w16se w16cid w16 w16cex w16sdtdh w16sdtfl w16du">
   <w:docDefaults>
     <w:rPrDefault>
       <w:rPr>
@@ -417,6 +1100,16 @@
   <w:style w:type="paragraph" w:default="1" w:styleId="Normal">
     <w:name w:val="Normal"/>
     <w:qFormat/>
+    <w:rsid w:val="00DE0E2B"/>
+    <w:pPr>
+      <w:spacing w:line="279" w:lineRule="auto"/>
+    </w:pPr>
+    <w:rPr>
+      <w:rFonts w:eastAsiaTheme="minorEastAsia"/>
+      <w:kern w:val="0"/>
+      <w:lang w:val="en-US" w:eastAsia="ja-JP"/>
+      <w14:ligatures w14:val="none"/>
+    </w:rPr>
   </w:style>
   <w:style w:type="paragraph" w:styleId="Ttulo1">
     <w:name w:val="heading 1"/>
@@ -429,14 +1122,17 @@
     <w:pPr>
       <w:keepNext/>
       <w:keepLines/>
-      <w:spacing w:before="360" w:after="80"/>
+      <w:spacing w:before="360" w:after="80" w:line="278" w:lineRule="auto"/>
       <w:outlineLvl w:val="0"/>
     </w:pPr>
     <w:rPr>
       <w:rFonts w:asciiTheme="majorHAnsi" w:eastAsiaTheme="majorEastAsia" w:hAnsiTheme="majorHAnsi" w:cstheme="majorBidi"/>
       <w:color w:val="0F4761" w:themeColor="accent1" w:themeShade="BF"/>
+      <w:kern w:val="2"/>
       <w:sz w:val="40"/>
       <w:szCs w:val="40"/>
+      <w:lang w:val="es-MX" w:eastAsia="en-US"/>
+      <w14:ligatures w14:val="standardContextual"/>
     </w:rPr>
   </w:style>
   <w:style w:type="paragraph" w:styleId="Ttulo2">
@@ -452,14 +1148,17 @@
     <w:pPr>
       <w:keepNext/>
       <w:keepLines/>
-      <w:spacing w:before="160" w:after="80"/>
+      <w:spacing w:before="160" w:after="80" w:line="278" w:lineRule="auto"/>
       <w:outlineLvl w:val="1"/>
     </w:pPr>
     <w:rPr>
       <w:rFonts w:asciiTheme="majorHAnsi" w:eastAsiaTheme="majorEastAsia" w:hAnsiTheme="majorHAnsi" w:cstheme="majorBidi"/>
       <w:color w:val="0F4761" w:themeColor="accent1" w:themeShade="BF"/>
+      <w:kern w:val="2"/>
       <w:sz w:val="32"/>
       <w:szCs w:val="32"/>
+      <w:lang w:val="es-MX" w:eastAsia="en-US"/>
+      <w14:ligatures w14:val="standardContextual"/>
     </w:rPr>
   </w:style>
   <w:style w:type="paragraph" w:styleId="Ttulo3">
@@ -475,14 +1174,17 @@
     <w:pPr>
       <w:keepNext/>
       <w:keepLines/>
-      <w:spacing w:before="160" w:after="80"/>
+      <w:spacing w:before="160" w:after="80" w:line="278" w:lineRule="auto"/>
       <w:outlineLvl w:val="2"/>
     </w:pPr>
     <w:rPr>
       <w:rFonts w:eastAsiaTheme="majorEastAsia" w:cstheme="majorBidi"/>
       <w:color w:val="0F4761" w:themeColor="accent1" w:themeShade="BF"/>
+      <w:kern w:val="2"/>
       <w:sz w:val="28"/>
       <w:szCs w:val="28"/>
+      <w:lang w:val="es-MX" w:eastAsia="en-US"/>
+      <w14:ligatures w14:val="standardContextual"/>
     </w:rPr>
   </w:style>
   <w:style w:type="paragraph" w:styleId="Ttulo4">
@@ -498,7 +1200,7 @@
     <w:pPr>
       <w:keepNext/>
       <w:keepLines/>
-      <w:spacing w:before="80" w:after="40"/>
+      <w:spacing w:before="80" w:after="40" w:line="278" w:lineRule="auto"/>
       <w:outlineLvl w:val="3"/>
     </w:pPr>
     <w:rPr>
@@ -506,6 +1208,9 @@
       <w:i/>
       <w:iCs/>
       <w:color w:val="0F4761" w:themeColor="accent1" w:themeShade="BF"/>
+      <w:kern w:val="2"/>
+      <w:lang w:val="es-MX" w:eastAsia="en-US"/>
+      <w14:ligatures w14:val="standardContextual"/>
     </w:rPr>
   </w:style>
   <w:style w:type="paragraph" w:styleId="Ttulo5">
@@ -521,12 +1226,15 @@
     <w:pPr>
       <w:keepNext/>
       <w:keepLines/>
-      <w:spacing w:before="80" w:after="40"/>
+      <w:spacing w:before="80" w:after="40" w:line="278" w:lineRule="auto"/>
       <w:outlineLvl w:val="4"/>
     </w:pPr>
     <w:rPr>
       <w:rFonts w:eastAsiaTheme="majorEastAsia" w:cstheme="majorBidi"/>
       <w:color w:val="0F4761" w:themeColor="accent1" w:themeShade="BF"/>
+      <w:kern w:val="2"/>
+      <w:lang w:val="es-MX" w:eastAsia="en-US"/>
+      <w14:ligatures w14:val="standardContextual"/>
     </w:rPr>
   </w:style>
   <w:style w:type="paragraph" w:styleId="Ttulo6">
@@ -542,7 +1250,7 @@
     <w:pPr>
       <w:keepNext/>
       <w:keepLines/>
-      <w:spacing w:before="40" w:after="0"/>
+      <w:spacing w:before="40" w:after="0" w:line="278" w:lineRule="auto"/>
       <w:outlineLvl w:val="5"/>
     </w:pPr>
     <w:rPr>
@@ -550,6 +1258,9 @@
       <w:i/>
       <w:iCs/>
       <w:color w:val="595959" w:themeColor="text1" w:themeTint="A6"/>
+      <w:kern w:val="2"/>
+      <w:lang w:val="es-MX" w:eastAsia="en-US"/>
+      <w14:ligatures w14:val="standardContextual"/>
     </w:rPr>
   </w:style>
   <w:style w:type="paragraph" w:styleId="Ttulo7">
@@ -565,12 +1276,15 @@
     <w:pPr>
       <w:keepNext/>
       <w:keepLines/>
-      <w:spacing w:before="40" w:after="0"/>
+      <w:spacing w:before="40" w:after="0" w:line="278" w:lineRule="auto"/>
       <w:outlineLvl w:val="6"/>
     </w:pPr>
     <w:rPr>
       <w:rFonts w:eastAsiaTheme="majorEastAsia" w:cstheme="majorBidi"/>
       <w:color w:val="595959" w:themeColor="text1" w:themeTint="A6"/>
+      <w:kern w:val="2"/>
+      <w:lang w:val="es-MX" w:eastAsia="en-US"/>
+      <w14:ligatures w14:val="standardContextual"/>
     </w:rPr>
   </w:style>
   <w:style w:type="paragraph" w:styleId="Ttulo8">
@@ -586,7 +1300,7 @@
     <w:pPr>
       <w:keepNext/>
       <w:keepLines/>
-      <w:spacing w:after="0"/>
+      <w:spacing w:after="0" w:line="278" w:lineRule="auto"/>
       <w:outlineLvl w:val="7"/>
     </w:pPr>
     <w:rPr>
@@ -594,6 +1308,9 @@
       <w:i/>
       <w:iCs/>
       <w:color w:val="272727" w:themeColor="text1" w:themeTint="D8"/>
+      <w:kern w:val="2"/>
+      <w:lang w:val="es-MX" w:eastAsia="en-US"/>
+      <w14:ligatures w14:val="standardContextual"/>
     </w:rPr>
   </w:style>
   <w:style w:type="paragraph" w:styleId="Ttulo9">
@@ -609,12 +1326,15 @@
     <w:pPr>
       <w:keepNext/>
       <w:keepLines/>
-      <w:spacing w:after="0"/>
+      <w:spacing w:after="0" w:line="278" w:lineRule="auto"/>
       <w:outlineLvl w:val="8"/>
     </w:pPr>
     <w:rPr>
       <w:rFonts w:eastAsiaTheme="majorEastAsia" w:cstheme="majorBidi"/>
       <w:color w:val="272727" w:themeColor="text1" w:themeTint="D8"/>
+      <w:kern w:val="2"/>
+      <w:lang w:val="es-MX" w:eastAsia="en-US"/>
+      <w14:ligatures w14:val="standardContextual"/>
     </w:rPr>
   </w:style>
   <w:style w:type="character" w:default="1" w:styleId="Fuentedeprrafopredeter">
@@ -781,6 +1501,8 @@
       <w:kern w:val="28"/>
       <w:sz w:val="56"/>
       <w:szCs w:val="56"/>
+      <w:lang w:val="es-MX" w:eastAsia="en-US"/>
+      <w14:ligatures w14:val="standardContextual"/>
     </w:rPr>
   </w:style>
   <w:style w:type="character" w:customStyle="1" w:styleId="TtuloCar">
@@ -809,13 +1531,17 @@
       <w:numPr>
         <w:ilvl w:val="1"/>
       </w:numPr>
+      <w:spacing w:line="278" w:lineRule="auto"/>
     </w:pPr>
     <w:rPr>
       <w:rFonts w:eastAsiaTheme="majorEastAsia" w:cstheme="majorBidi"/>
       <w:color w:val="595959" w:themeColor="text1" w:themeTint="A6"/>
       <w:spacing w:val="15"/>
+      <w:kern w:val="2"/>
       <w:sz w:val="28"/>
       <w:szCs w:val="28"/>
+      <w:lang w:val="es-MX" w:eastAsia="en-US"/>
+      <w14:ligatures w14:val="standardContextual"/>
     </w:rPr>
   </w:style>
   <w:style w:type="character" w:customStyle="1" w:styleId="SubttuloCar">
@@ -841,13 +1567,17 @@
     <w:qFormat/>
     <w:rsid w:val="00B439ED"/>
     <w:pPr>
-      <w:spacing w:before="160"/>
+      <w:spacing w:before="160" w:line="278" w:lineRule="auto"/>
       <w:jc w:val="center"/>
     </w:pPr>
     <w:rPr>
+      <w:rFonts w:eastAsiaTheme="minorHAnsi"/>
       <w:i/>
       <w:iCs/>
       <w:color w:val="404040" w:themeColor="text1" w:themeTint="BF"/>
+      <w:kern w:val="2"/>
+      <w:lang w:val="es-MX" w:eastAsia="en-US"/>
+      <w14:ligatures w14:val="standardContextual"/>
     </w:rPr>
   </w:style>
   <w:style w:type="character" w:customStyle="1" w:styleId="CitaCar">
@@ -869,9 +1599,16 @@
     <w:qFormat/>
     <w:rsid w:val="00B439ED"/>
     <w:pPr>
+      <w:spacing w:line="278" w:lineRule="auto"/>
       <w:ind w:left="720"/>
       <w:contextualSpacing/>
     </w:pPr>
+    <w:rPr>
+      <w:rFonts w:eastAsiaTheme="minorHAnsi"/>
+      <w:kern w:val="2"/>
+      <w:lang w:val="es-MX" w:eastAsia="en-US"/>
+      <w14:ligatures w14:val="standardContextual"/>
+    </w:rPr>
   </w:style>
   <w:style w:type="character" w:styleId="nfasisintenso">
     <w:name w:val="Intense Emphasis"/>
@@ -898,14 +1635,18 @@
         <w:top w:val="single" w:sz="4" w:space="10" w:color="0F4761" w:themeColor="accent1" w:themeShade="BF"/>
         <w:bottom w:val="single" w:sz="4" w:space="10" w:color="0F4761" w:themeColor="accent1" w:themeShade="BF"/>
       </w:pBdr>
-      <w:spacing w:before="360" w:after="360"/>
+      <w:spacing w:before="360" w:after="360" w:line="278" w:lineRule="auto"/>
       <w:ind w:left="864" w:right="864"/>
       <w:jc w:val="center"/>
     </w:pPr>
     <w:rPr>
+      <w:rFonts w:eastAsiaTheme="minorHAnsi"/>
       <w:i/>
       <w:iCs/>
       <w:color w:val="0F4761" w:themeColor="accent1" w:themeShade="BF"/>
+      <w:kern w:val="2"/>
+      <w:lang w:val="es-MX" w:eastAsia="en-US"/>
+      <w14:ligatures w14:val="standardContextual"/>
     </w:rPr>
   </w:style>
   <w:style w:type="character" w:customStyle="1" w:styleId="CitadestacadaCar">
